--- a/Docs/SecurityDocs/AD06-TRUST RECEIPT.docx
+++ b/Docs/SecurityDocs/AD06-TRUST RECEIPT.docx
@@ -1,6 +1,6 @@
 
 <file path=word/document.xml><?xml version="1.0" encoding="utf-8"?>
-<w:document xmlns:wpc="http://schemas.microsoft.com/office/word/2010/wordprocessingCanvas" xmlns:cx="http://schemas.microsoft.com/office/drawing/2014/chartex" xmlns:cx1="http://schemas.microsoft.com/office/drawing/2015/9/8/chartex" xmlns:cx2="http://schemas.microsoft.com/office/drawing/2015/10/21/chartex" xmlns:cx3="http://schemas.microsoft.com/office/drawing/2016/5/9/chartex" xmlns:cx4="http://schemas.microsoft.com/office/drawing/2016/5/10/chartex" xmlns:cx5="http://schemas.microsoft.com/office/drawing/2016/5/11/chartex" xmlns:cx6="http://schemas.microsoft.com/office/drawing/2016/5/12/chartex" xmlns:cx7="http://schemas.microsoft.com/office/drawing/2016/5/13/chartex" xmlns:cx8="http://schemas.microsoft.com/office/drawing/2016/5/14/chartex" xmlns:mc="http://schemas.openxmlformats.org/markup-compatibility/2006" xmlns:aink="http://schemas.microsoft.com/office/drawing/2016/ink" xmlns:am3d="http://schemas.microsoft.com/office/drawing/2017/model3d" xmlns:o="urn:schemas-microsoft-com:office:office" xmlns:oel="http://schemas.microsoft.com/office/2019/extlst" xmlns:r="http://schemas.openxmlformats.org/officeDocument/2006/relationships" xmlns:m="http://schemas.openxmlformats.org/officeDocument/2006/math" xmlns:v="urn:schemas-microsoft-com:vml" xmlns:wp14="http://schemas.microsoft.com/office/word/2010/wordprocessingDrawing" xmlns:wp="http://schemas.openxmlformats.org/drawingml/2006/wordprocessingDrawing" xmlns:w10="urn:schemas-microsoft-com:office:word" xmlns:w="http://schemas.openxmlformats.org/wordprocessingml/2006/main" xmlns:w14="http://schemas.microsoft.com/office/word/2010/wordml" xmlns:w15="http://schemas.microsoft.com/office/word/2012/wordml" xmlns:w16cei="http://schemas.microsoft.com/office/word/2026/wordml/cei" xmlns:w16cex="http://schemas.microsoft.com/office/word/2018/wordml/cex" xmlns:w16cid="http://schemas.microsoft.com/office/word/2016/wordml/cid" xmlns:w16="http://schemas.microsoft.com/office/word/2018/wordml" xmlns:w16du="http://schemas.microsoft.com/office/word/2023/wordml/word16du" xmlns:w16sdtdh="http://schemas.microsoft.com/office/word/2020/wordml/sdtdatahash" xmlns:w16sdtfl="http://schemas.microsoft.com/office/word/2024/wordml/sdtformatlock" xmlns:w16se="http://schemas.microsoft.com/office/word/2015/wordml/symex" xmlns:wpg="http://schemas.microsoft.com/office/word/2010/wordprocessingGroup" xmlns:wpi="http://schemas.microsoft.com/office/word/2010/wordprocessingInk" xmlns:wne="http://schemas.microsoft.com/office/word/2006/wordml" xmlns:wps="http://schemas.microsoft.com/office/word/2010/wordprocessingShape" mc:Ignorable="w14 w15 w16se w16cid w16 w16cex w16sdtdh w16sdtfl w16du wp14">
+<w:document xmlns:wpc="http://schemas.microsoft.com/office/word/2010/wordprocessingCanvas" xmlns:cx="http://schemas.microsoft.com/office/drawing/2014/chartex" xmlns:cx1="http://schemas.microsoft.com/office/drawing/2015/9/8/chartex" xmlns:cx2="http://schemas.microsoft.com/office/drawing/2015/10/21/chartex" xmlns:cx3="http://schemas.microsoft.com/office/drawing/2016/5/9/chartex" xmlns:cx4="http://schemas.microsoft.com/office/drawing/2016/5/10/chartex" xmlns:cx5="http://schemas.microsoft.com/office/drawing/2016/5/11/chartex" xmlns:cx6="http://schemas.microsoft.com/office/drawing/2016/5/12/chartex" xmlns:cx7="http://schemas.microsoft.com/office/drawing/2016/5/13/chartex" xmlns:cx8="http://schemas.microsoft.com/office/drawing/2016/5/14/chartex" xmlns:mc="http://schemas.openxmlformats.org/markup-compatibility/2006" xmlns:aink="http://schemas.microsoft.com/office/drawing/2016/ink" xmlns:am3d="http://schemas.microsoft.com/office/drawing/2017/model3d" xmlns:o="urn:schemas-microsoft-com:office:office" xmlns:oel="http://schemas.microsoft.com/office/2019/extlst" xmlns:r="http://schemas.openxmlformats.org/officeDocument/2006/relationships" xmlns:m="http://schemas.openxmlformats.org/officeDocument/2006/math" xmlns:v="urn:schemas-microsoft-com:vml" xmlns:wp14="http://schemas.microsoft.com/office/word/2010/wordprocessingDrawing" xmlns:wp="http://schemas.openxmlformats.org/drawingml/2006/wordprocessingDrawing" xmlns:w10="urn:schemas-microsoft-com:office:word" xmlns:w="http://schemas.openxmlformats.org/wordprocessingml/2006/main" xmlns:w14="http://schemas.microsoft.com/office/word/2010/wordml" xmlns:w15="http://schemas.microsoft.com/office/word/2012/wordml" xmlns:w16cex="http://schemas.microsoft.com/office/word/2018/wordml/cex" xmlns:w16cid="http://schemas.microsoft.com/office/word/2016/wordml/cid" xmlns:w16="http://schemas.microsoft.com/office/word/2018/wordml" xmlns:w16du="http://schemas.microsoft.com/office/word/2023/wordml/word16du" xmlns:w16sdtdh="http://schemas.microsoft.com/office/word/2020/wordml/sdtdatahash" xmlns:w16sdtfl="http://schemas.microsoft.com/office/word/2024/wordml/sdtformatlock" xmlns:w16se="http://schemas.microsoft.com/office/word/2015/wordml/symex" xmlns:wpg="http://schemas.microsoft.com/office/word/2010/wordprocessingGroup" xmlns:wpi="http://schemas.microsoft.com/office/word/2010/wordprocessingInk" xmlns:wne="http://schemas.microsoft.com/office/word/2006/wordml" xmlns:wps="http://schemas.microsoft.com/office/word/2010/wordprocessingShape" mc:Ignorable="w14 w15 w16se w16cid w16 w16cex w16sdtdh w16sdtfl w16du wp14">
   <w:body>
     <w:p>
       <w:pPr>
@@ -57,7 +57,17 @@
         <w:tab/>
       </w:r>
       <w:r>
-        <w:t xml:space="preserve">Date: {{DATE}} </w:t>
+        <w:t xml:space="preserve">Date: </w:t>
+      </w:r>
+      <w:r>
+        <w:rPr>
+          <w:b/>
+          <w:bCs/>
+        </w:rPr>
+        <w:t>{{DATE}}</w:t>
+      </w:r>
+      <w:r>
+        <w:t xml:space="preserve"> </w:t>
       </w:r>
     </w:p>
     <w:p/>
@@ -68,7 +78,17 @@
     </w:p>
     <w:p>
       <w:r>
-        <w:t xml:space="preserve"> {{BRANCH_NAME}} Branch </w:t>
+        <w:t xml:space="preserve"> </w:t>
+      </w:r>
+      <w:r>
+        <w:rPr>
+          <w:b/>
+          <w:bCs/>
+        </w:rPr>
+        <w:t>{{BRANCH_NAME}}</w:t>
+      </w:r>
+      <w:r>
+        <w:t xml:space="preserve"> Branch </w:t>
       </w:r>
     </w:p>
     <w:p/>
@@ -284,8 +304,8 @@
         <w:tblLook w:val="04A0" w:firstRow="1" w:lastRow="0" w:firstColumn="1" w:lastColumn="0" w:noHBand="0" w:noVBand="1"/>
       </w:tblPr>
       <w:tblGrid>
-        <w:gridCol w:w="4393"/>
-        <w:gridCol w:w="3807"/>
+        <w:gridCol w:w="4557"/>
+        <w:gridCol w:w="3944"/>
       </w:tblGrid>
       <w:tr>
         <w:trPr>
@@ -372,7 +392,17 @@
             <w:hideMark/>
           </w:tcPr>
           <w:p>
+            <w:pPr>
+              <w:rPr>
+                <w:b/>
+                <w:bCs/>
+              </w:rPr>
+            </w:pPr>
             <w:r>
+              <w:rPr>
+                <w:b/>
+                <w:bCs/>
+              </w:rPr>
               <w:t>{{SCHEDULE_DOCUMENTS_DETAILS}}</w:t>
             </w:r>
           </w:p>
@@ -396,7 +426,17 @@
             <w:hideMark/>
           </w:tcPr>
           <w:p>
+            <w:pPr>
+              <w:rPr>
+                <w:b/>
+                <w:bCs/>
+              </w:rPr>
+            </w:pPr>
             <w:r>
+              <w:rPr>
+                <w:b/>
+                <w:bCs/>
+              </w:rPr>
               <w:t>{{SCHEDULE_GOODS_DETAILS}}</w:t>
             </w:r>
           </w:p>
